--- a/2027spring/ACCT2101_Spring2027 Syllabus.docx
+++ b/2027spring/ACCT2101_Spring2027 Syllabus.docx
@@ -199,7 +199,6 @@
           <w:szCs w:val="24"/>
           <w:lang w:eastAsia="ko-KR"/>
         </w:rPr>
-        <w:t>NOTE: All dates in this document are PROPOSED and subject to confirmation by the instructor and the Registrar.</w:t>
       </w:r>
       <w:r>
         <w:rPr>
@@ -222,6 +221,7 @@
           <w:szCs w:val="24"/>
           <w:lang w:eastAsia="ko-KR"/>
         </w:rPr>
+        <w:t>NOTE: All dates in this document are PROPOSED and subject to confirmation by the instructor and the Registrar.</w:t>
       </w:r>
       <w:r>
         <w:rPr>
@@ -6223,6 +6223,12 @@
       </w:pPr>
     </w:p>
     <w:sectPr>
+      <w:headerReference w:type="default" r:id="rId14"/>
+      <w:footerReference w:type="default" r:id="rId15"/>
+      <w:headerReference w:type="first" r:id="rId16"/>
+      <w:footerReference w:type="first" r:id="rId17"/>
+      <w:headerReference w:type="even" r:id="rId18"/>
+      <w:footerReference w:type="even" r:id="rId19"/>
       <w:footnotePr>
         <w:numFmt w:val="lowerLetter"/>
       </w:footnotePr>
@@ -6263,6 +6269,36 @@
 </w:endnotes>
 </file>
 
+<file path=word/footer1.xml><?xml version="1.0" encoding="utf-8"?>
+<w:ftr xmlns:m="http://schemas.openxmlformats.org/officeDocument/2006/math" xmlns:mc="http://schemas.openxmlformats.org/markup-compatibility/2006" xmlns:mo="http://schemas.microsoft.com/office/mac/office/2008/main" xmlns:mv="urn:schemas-microsoft-com:mac:vml" xmlns:o="urn:schemas-microsoft-com:office:office" xmlns:r="http://schemas.openxmlformats.org/officeDocument/2006/relationships" xmlns:v="urn:schemas-microsoft-com:vml" xmlns:w10="urn:schemas-microsoft-com:office:word" xmlns:w14="http://schemas.microsoft.com/office/word/2010/wordml" xmlns:w="http://schemas.openxmlformats.org/wordprocessingml/2006/main" xmlns:wne="http://schemas.microsoft.com/office/word/2006/wordml" xmlns:wp14="http://schemas.microsoft.com/office/word/2010/wordprocessingDrawing" xmlns:wp="http://schemas.openxmlformats.org/drawingml/2006/wordprocessingDrawing" xmlns:wpc="http://schemas.microsoft.com/office/word/2010/wordprocessingCanvas" xmlns:wpg="http://schemas.microsoft.com/office/word/2010/wordprocessingGroup" xmlns:wpi="http://schemas.microsoft.com/office/word/2010/wordprocessingInk" xmlns:wps="http://schemas.microsoft.com/office/word/2010/wordprocessingShape" mc:Ignorable="w14 wp14">
+  <w:p>
+    <w:pPr>
+      <w:pStyle w:val="Footer"/>
+    </w:pPr>
+  </w:p>
+</w:ftr>
+</file>
+
+<file path=word/footer2.xml><?xml version="1.0" encoding="utf-8"?>
+<w:ftr xmlns:m="http://schemas.openxmlformats.org/officeDocument/2006/math" xmlns:mc="http://schemas.openxmlformats.org/markup-compatibility/2006" xmlns:mo="http://schemas.microsoft.com/office/mac/office/2008/main" xmlns:mv="urn:schemas-microsoft-com:mac:vml" xmlns:o="urn:schemas-microsoft-com:office:office" xmlns:r="http://schemas.openxmlformats.org/officeDocument/2006/relationships" xmlns:v="urn:schemas-microsoft-com:vml" xmlns:w10="urn:schemas-microsoft-com:office:word" xmlns:w14="http://schemas.microsoft.com/office/word/2010/wordml" xmlns:w="http://schemas.openxmlformats.org/wordprocessingml/2006/main" xmlns:wne="http://schemas.microsoft.com/office/word/2006/wordml" xmlns:wp14="http://schemas.microsoft.com/office/word/2010/wordprocessingDrawing" xmlns:wp="http://schemas.openxmlformats.org/drawingml/2006/wordprocessingDrawing" xmlns:wpc="http://schemas.microsoft.com/office/word/2010/wordprocessingCanvas" xmlns:wpg="http://schemas.microsoft.com/office/word/2010/wordprocessingGroup" xmlns:wpi="http://schemas.microsoft.com/office/word/2010/wordprocessingInk" xmlns:wps="http://schemas.microsoft.com/office/word/2010/wordprocessingShape" mc:Ignorable="w14 wp14">
+  <w:p>
+    <w:pPr>
+      <w:pStyle w:val="Footer"/>
+    </w:pPr>
+  </w:p>
+</w:ftr>
+</file>
+
+<file path=word/footer3.xml><?xml version="1.0" encoding="utf-8"?>
+<w:ftr xmlns:m="http://schemas.openxmlformats.org/officeDocument/2006/math" xmlns:mc="http://schemas.openxmlformats.org/markup-compatibility/2006" xmlns:mo="http://schemas.microsoft.com/office/mac/office/2008/main" xmlns:mv="urn:schemas-microsoft-com:mac:vml" xmlns:o="urn:schemas-microsoft-com:office:office" xmlns:r="http://schemas.openxmlformats.org/officeDocument/2006/relationships" xmlns:v="urn:schemas-microsoft-com:vml" xmlns:w10="urn:schemas-microsoft-com:office:word" xmlns:w14="http://schemas.microsoft.com/office/word/2010/wordml" xmlns:w="http://schemas.openxmlformats.org/wordprocessingml/2006/main" xmlns:wne="http://schemas.microsoft.com/office/word/2006/wordml" xmlns:wp14="http://schemas.microsoft.com/office/word/2010/wordprocessingDrawing" xmlns:wp="http://schemas.openxmlformats.org/drawingml/2006/wordprocessingDrawing" xmlns:wpc="http://schemas.microsoft.com/office/word/2010/wordprocessingCanvas" xmlns:wpg="http://schemas.microsoft.com/office/word/2010/wordprocessingGroup" xmlns:wpi="http://schemas.microsoft.com/office/word/2010/wordprocessingInk" xmlns:wps="http://schemas.microsoft.com/office/word/2010/wordprocessingShape" mc:Ignorable="w14 wp14">
+  <w:p>
+    <w:pPr>
+      <w:pStyle w:val="Footer"/>
+    </w:pPr>
+  </w:p>
+</w:ftr>
+</file>
+
 <file path=word/footnotes.xml><?xml version="1.0" encoding="utf-8"?>
 <w:footnotes xmlns:wpc="http://schemas.microsoft.com/office/word/2010/wordprocessingCanvas" xmlns:cx="http://schemas.microsoft.com/office/drawing/2014/chartex" xmlns:cx1="http://schemas.microsoft.com/office/drawing/2015/9/8/chartex" xmlns:cx2="http://schemas.microsoft.com/office/drawing/2015/10/21/chartex" xmlns:cx3="http://schemas.microsoft.com/office/drawing/2016/5/9/chartex" xmlns:cx4="http://schemas.microsoft.com/office/drawing/2016/5/10/chartex" xmlns:cx5="http://schemas.microsoft.com/office/drawing/2016/5/11/chartex" xmlns:cx6="http://schemas.microsoft.com/office/drawing/2016/5/12/chartex" xmlns:cx7="http://schemas.microsoft.com/office/drawing/2016/5/13/chartex" xmlns:cx8="http://schemas.microsoft.com/office/drawing/2016/5/14/chartex" xmlns:mc="http://schemas.openxmlformats.org/markup-compatibility/2006" xmlns:aink="http://schemas.microsoft.com/office/drawing/2016/ink" xmlns:am3d="http://schemas.microsoft.com/office/drawing/2017/model3d" xmlns:o="urn:schemas-microsoft-com:office:office" xmlns:oel="http://schemas.microsoft.com/office/2019/extlst" xmlns:r="http://schemas.openxmlformats.org/officeDocument/2006/relationships" xmlns:m="http://schemas.openxmlformats.org/officeDocument/2006/math" xmlns:v="urn:schemas-microsoft-com:vml" xmlns:wp14="http://schemas.microsoft.com/office/word/2010/wordprocessingDrawing" xmlns:wp="http://schemas.openxmlformats.org/drawingml/2006/wordprocessingDrawing" xmlns:w10="urn:schemas-microsoft-com:office:word" xmlns:w="http://schemas.openxmlformats.org/wordprocessingml/2006/main" xmlns:w14="http://schemas.microsoft.com/office/word/2010/wordml" xmlns:w15="http://schemas.microsoft.com/office/word/2012/wordml" xmlns:w16cex="http://schemas.microsoft.com/office/word/2018/wordml/cex" xmlns:w16cid="http://schemas.microsoft.com/office/word/2016/wordml/cid" xmlns:w16="http://schemas.microsoft.com/office/word/2018/wordml" xmlns:w16du="http://schemas.microsoft.com/office/word/2023/wordml/word16du" xmlns:w16sdtdh="http://schemas.microsoft.com/office/word/2020/wordml/sdtdatahash" xmlns:w16sdtfl="http://schemas.microsoft.com/office/word/2024/wordml/sdtformatlock" xmlns:w16se="http://schemas.microsoft.com/office/word/2015/wordml/symex" xmlns:wpg="http://schemas.microsoft.com/office/word/2010/wordprocessingGroup" xmlns:wpi="http://schemas.microsoft.com/office/word/2010/wordprocessingInk" xmlns:wne="http://schemas.microsoft.com/office/word/2006/wordml" xmlns:wps="http://schemas.microsoft.com/office/word/2010/wordprocessingShape" mc:Ignorable="w14 w15 w16se w16cid w16 w16cex w16sdtdh w16sdtfl w16du wp14">
   <w:footnote w:type="separator" w:id="-1">
@@ -6286,6 +6322,36 @@
     </w:p>
   </w:footnote>
 </w:footnotes>
+</file>
+
+<file path=word/header1.xml><?xml version="1.0" encoding="utf-8"?>
+<w:hdr xmlns:m="http://schemas.openxmlformats.org/officeDocument/2006/math" xmlns:mc="http://schemas.openxmlformats.org/markup-compatibility/2006" xmlns:mo="http://schemas.microsoft.com/office/mac/office/2008/main" xmlns:mv="urn:schemas-microsoft-com:mac:vml" xmlns:o="urn:schemas-microsoft-com:office:office" xmlns:r="http://schemas.openxmlformats.org/officeDocument/2006/relationships" xmlns:v="urn:schemas-microsoft-com:vml" xmlns:w10="urn:schemas-microsoft-com:office:word" xmlns:w14="http://schemas.microsoft.com/office/word/2010/wordml" xmlns:w="http://schemas.openxmlformats.org/wordprocessingml/2006/main" xmlns:wne="http://schemas.microsoft.com/office/word/2006/wordml" xmlns:wp14="http://schemas.microsoft.com/office/word/2010/wordprocessingDrawing" xmlns:wp="http://schemas.openxmlformats.org/drawingml/2006/wordprocessingDrawing" xmlns:wpc="http://schemas.microsoft.com/office/word/2010/wordprocessingCanvas" xmlns:wpg="http://schemas.microsoft.com/office/word/2010/wordprocessingGroup" xmlns:wpi="http://schemas.microsoft.com/office/word/2010/wordprocessingInk" xmlns:wps="http://schemas.microsoft.com/office/word/2010/wordprocessingShape" mc:Ignorable="w14 wp14">
+  <w:p>
+    <w:pPr>
+      <w:pStyle w:val="Header"/>
+    </w:pPr>
+  </w:p>
+</w:hdr>
+</file>
+
+<file path=word/header2.xml><?xml version="1.0" encoding="utf-8"?>
+<w:hdr xmlns:m="http://schemas.openxmlformats.org/officeDocument/2006/math" xmlns:mc="http://schemas.openxmlformats.org/markup-compatibility/2006" xmlns:mo="http://schemas.microsoft.com/office/mac/office/2008/main" xmlns:mv="urn:schemas-microsoft-com:mac:vml" xmlns:o="urn:schemas-microsoft-com:office:office" xmlns:r="http://schemas.openxmlformats.org/officeDocument/2006/relationships" xmlns:v="urn:schemas-microsoft-com:vml" xmlns:w10="urn:schemas-microsoft-com:office:word" xmlns:w14="http://schemas.microsoft.com/office/word/2010/wordml" xmlns:w="http://schemas.openxmlformats.org/wordprocessingml/2006/main" xmlns:wne="http://schemas.microsoft.com/office/word/2006/wordml" xmlns:wp14="http://schemas.microsoft.com/office/word/2010/wordprocessingDrawing" xmlns:wp="http://schemas.openxmlformats.org/drawingml/2006/wordprocessingDrawing" xmlns:wpc="http://schemas.microsoft.com/office/word/2010/wordprocessingCanvas" xmlns:wpg="http://schemas.microsoft.com/office/word/2010/wordprocessingGroup" xmlns:wpi="http://schemas.microsoft.com/office/word/2010/wordprocessingInk" xmlns:wps="http://schemas.microsoft.com/office/word/2010/wordprocessingShape" mc:Ignorable="w14 wp14">
+  <w:p>
+    <w:pPr>
+      <w:pStyle w:val="Header"/>
+    </w:pPr>
+  </w:p>
+</w:hdr>
+</file>
+
+<file path=word/header3.xml><?xml version="1.0" encoding="utf-8"?>
+<w:hdr xmlns:m="http://schemas.openxmlformats.org/officeDocument/2006/math" xmlns:mc="http://schemas.openxmlformats.org/markup-compatibility/2006" xmlns:mo="http://schemas.microsoft.com/office/mac/office/2008/main" xmlns:mv="urn:schemas-microsoft-com:mac:vml" xmlns:o="urn:schemas-microsoft-com:office:office" xmlns:r="http://schemas.openxmlformats.org/officeDocument/2006/relationships" xmlns:v="urn:schemas-microsoft-com:vml" xmlns:w10="urn:schemas-microsoft-com:office:word" xmlns:w14="http://schemas.microsoft.com/office/word/2010/wordml" xmlns:w="http://schemas.openxmlformats.org/wordprocessingml/2006/main" xmlns:wne="http://schemas.microsoft.com/office/word/2006/wordml" xmlns:wp14="http://schemas.microsoft.com/office/word/2010/wordprocessingDrawing" xmlns:wp="http://schemas.openxmlformats.org/drawingml/2006/wordprocessingDrawing" xmlns:wpc="http://schemas.microsoft.com/office/word/2010/wordprocessingCanvas" xmlns:wpg="http://schemas.microsoft.com/office/word/2010/wordprocessingGroup" xmlns:wpi="http://schemas.microsoft.com/office/word/2010/wordprocessingInk" xmlns:wps="http://schemas.microsoft.com/office/word/2010/wordprocessingShape" mc:Ignorable="w14 wp14">
+  <w:p>
+    <w:pPr>
+      <w:pStyle w:val="Header"/>
+    </w:pPr>
+  </w:p>
+</w:hdr>
 </file>
 
 <file path=word/numbering.xml><?xml version="1.0" encoding="utf-8"?>

--- a/2027spring/ACCT2101_Spring2027 Syllabus.docx
+++ b/2027spring/ACCT2101_Spring2027 Syllabus.docx
@@ -1775,7 +1775,7 @@
           <w:rFonts w:ascii="Cambria" w:hAnsi="Cambria" w:cs="TimesNewRomanPSMT"/>
           <w:color w:val="000000"/>
         </w:rPr>
-        <w:t>Wednesday, May 5, 2027 — Comprehensive Final Exam — Ch. 1–9, 11, 12 &amp; 13</w:t>
+        <w:t>Monday, May 3, 2027 — Comprehensive Final Exam — Ch. 1–9, 11, 12 &amp; 13</w:t>
       </w:r>
       <w:r>
         <w:rPr>

--- a/2027spring/ACCT2101_Spring2027 Syllabus.docx
+++ b/2027spring/ACCT2101_Spring2027 Syllabus.docx
@@ -1628,7 +1628,7 @@
           <w:rFonts w:ascii="Cambria" w:hAnsi="Cambria" w:cs="TimesNewRomanPSMT"/>
           <w:color w:val="000000"/>
         </w:rPr>
-        <w:t>Wednesday, February 10, 2027 — 1st Exam — Ch 1 &amp; 2 (+ Ch1-2 Practice Test due)</w:t>
+        <w:t>Wednesday, February 10, 2027 — 1st Exam — Ch 1 &amp; 2</w:t>
       </w:r>
       <w:r>
         <w:rPr>
@@ -4622,7 +4622,7 @@
                 <w:sz w:val="28"/>
                 <w:lang w:eastAsia="ko-KR"/>
               </w:rPr>
-              <w:t xml:space="preserve">Day-One Quiz </w:t>
+              <w:t>First-Day Class Attendance Bonus Points (Attend on January 13, 2027)</w:t>
             </w:r>
             <w:r>
               <w:rPr>
@@ -4634,7 +4634,6 @@
                 <w:u w:val="single"/>
                 <w:lang w:eastAsia="ko-KR"/>
               </w:rPr>
-              <w:t>Bonus Points</w:t>
             </w:r>
             <w:r>
               <w:rPr>
@@ -4643,7 +4642,6 @@
                 <w:sz w:val="28"/>
                 <w:lang w:eastAsia="ko-KR"/>
               </w:rPr>
-              <w:t xml:space="preserve"> </w:t>
             </w:r>
             <w:r>
               <w:rPr>
@@ -4651,7 +4649,6 @@
                 <w:sz w:val="28"/>
                 <w:lang w:eastAsia="ko-KR"/>
               </w:rPr>
-              <w:t>(Due on January 19, 2027</w:t>
             </w:r>
             <w:r>
               <w:rPr>
@@ -4674,7 +4671,6 @@
                 <w:sz w:val="28"/>
                 <w:lang w:eastAsia="ko-KR"/>
               </w:rPr>
-              <w:t>)</w:t>
             </w:r>
             <w:r>
               <w:rPr>
@@ -4682,7 +4678,6 @@
                 <w:sz w:val="28"/>
                 <w:lang w:eastAsia="ko-KR"/>
               </w:rPr>
-              <w:t xml:space="preserve"> </w:t>
             </w:r>
           </w:p>
         </w:tc>
@@ -4859,14 +4854,13 @@
                 <w:sz w:val="28"/>
                 <w:lang w:eastAsia="ko-KR"/>
               </w:rPr>
-              <w:t>1</w:t>
+              <w:t>200</w:t>
             </w:r>
             <w:r>
               <w:rPr>
                 <w:rFonts w:ascii="Times New Roman" w:eastAsia="Malgun Gothic" w:hAnsi="Times New Roman" w:cs="Times New Roman"/>
                 <w:sz w:val="28"/>
               </w:rPr>
-              <w:t>00</w:t>
             </w:r>
           </w:p>
         </w:tc>
@@ -4935,7 +4929,7 @@
                 <w:sz w:val="28"/>
                 <w:lang w:eastAsia="ko-KR"/>
               </w:rPr>
-              <w:t>200</w:t>
+              <w:t>100</w:t>
             </w:r>
           </w:p>
         </w:tc>
@@ -5808,13 +5802,12 @@
           <w:rFonts w:asciiTheme="majorHAnsi" w:eastAsia="Malgun Gothic" w:hAnsiTheme="majorHAnsi" w:cs="Times New Roman" w:hint="eastAsia"/>
           <w:lang w:eastAsia="ko-KR"/>
         </w:rPr>
-        <w:t>S</w:t>
+        <w:t>Students have the opportunity to earn up to 20 bonus points by attending the required first in-person class meeting on January 13, 2027. Because this course meets in person only five times, that first meeting is where the entire semester is explained — how the online material is organized, how the exams are run, and how to use the study tools. If you genuinely cannot attend, you can still earn the full 20 points by replying to the instructor's welcome email by January 19, 2027. These bonus points will be added to your total score and can help improve your final grade.</w:t>
       </w:r>
       <w:r>
         <w:rPr>
           <w:rFonts w:asciiTheme="majorHAnsi" w:eastAsia="Malgun Gothic" w:hAnsiTheme="majorHAnsi" w:cs="Times New Roman"/>
         </w:rPr>
-        <w:t>tudents have the opportunity to earn up to 20 bonus points by completing the Day-One Quiz, which is due on January 19, 2027</w:t>
       </w:r>
       <w:r>
         <w:rPr>
@@ -5833,13 +5826,11 @@
         <w:rPr>
           <w:rFonts w:asciiTheme="majorHAnsi" w:eastAsia="Malgun Gothic" w:hAnsiTheme="majorHAnsi" w:cs="Times New Roman"/>
         </w:rPr>
-        <w:t>. These bonus points will be added to your total score and can help improve your final grade.</w:t>
       </w:r>
       <w:r>
         <w:rPr>
           <w:rFonts w:asciiTheme="majorHAnsi" w:hAnsiTheme="majorHAnsi"/>
         </w:rPr>
-        <w:t xml:space="preserve"> </w:t>
       </w:r>
     </w:p>
     <w:p>

--- a/2027spring/ACCT2101_Spring2027 Syllabus.docx
+++ b/2027spring/ACCT2101_Spring2027 Syllabus.docx
@@ -4854,13 +4854,14 @@
                 <w:sz w:val="28"/>
                 <w:lang w:eastAsia="ko-KR"/>
               </w:rPr>
-              <w:t>200</w:t>
+              <w:t>1</w:t>
             </w:r>
             <w:r>
               <w:rPr>
                 <w:rFonts w:ascii="Times New Roman" w:eastAsia="Malgun Gothic" w:hAnsi="Times New Roman" w:cs="Times New Roman"/>
                 <w:sz w:val="28"/>
               </w:rPr>
+              <w:t>00</w:t>
             </w:r>
           </w:p>
         </w:tc>
@@ -4897,7 +4898,76 @@
                 <w:sz w:val="28"/>
                 <w:lang w:eastAsia="ko-KR"/>
               </w:rPr>
-              <w:t>Ch1-2-practice-test</w:t>
+              <w:t>Ch1-2 Practice (graded on completion)</w:t>
+            </w:r>
+          </w:p>
+        </w:tc>
+        <w:tc>
+          <w:tcPr>
+            <w:tcW w:w="1953" w:type="dxa"/>
+            <w:tcBorders>
+              <w:top w:val="single" w:sz="8" w:space="0" w:color="auto"/>
+              <w:left w:val="single" w:sz="8" w:space="0" w:color="auto"/>
+              <w:bottom w:val="single" w:sz="8" w:space="0" w:color="auto"/>
+              <w:right w:val="single" w:sz="8" w:space="0" w:color="auto"/>
+            </w:tcBorders>
+            <w:vAlign w:val="center"/>
+          </w:tcPr>
+          <w:p>
+            <w:pPr>
+              <w:widowControl/>
+              <w:spacing w:after="0" w:line="240" w:lineRule="auto"/>
+              <w:jc w:val="center"/>
+              <w:rPr>
+                <w:rFonts w:ascii="Times New Roman" w:eastAsia="Malgun Gothic" w:hAnsi="Times New Roman" w:cs="Times New Roman"/>
+                <w:sz w:val="28"/>
+                <w:lang w:eastAsia="ko-KR"/>
+              </w:rPr>
+            </w:pPr>
+            <w:r>
+              <w:rPr>
+                <w:rFonts w:ascii="Times New Roman" w:eastAsia="Malgun Gothic" w:hAnsi="Times New Roman" w:cs="Times New Roman" w:hint="eastAsia"/>
+                <w:sz w:val="28"/>
+                <w:lang w:eastAsia="ko-KR"/>
+              </w:rPr>
+              <w:t>100</w:t>
+            </w:r>
+          </w:p>
+        </w:tc>
+      </w:tr>
+      <w:tr>
+        <w:trPr>
+          <w:jc w:val="center"/>
+        </w:trPr>
+        <w:tc>
+          <w:tcPr>
+            <w:tcW w:w="5665" w:type="dxa"/>
+            <w:tcBorders>
+              <w:top w:val="single" w:sz="8" w:space="0" w:color="auto"/>
+              <w:left w:val="single" w:sz="8" w:space="0" w:color="auto"/>
+              <w:bottom w:val="single" w:sz="8" w:space="0" w:color="auto"/>
+              <w:right w:val="single" w:sz="8" w:space="0" w:color="auto"/>
+            </w:tcBorders>
+            <w:vAlign w:val="center"/>
+          </w:tcPr>
+          <w:p>
+            <w:pPr>
+              <w:widowControl/>
+              <w:spacing w:after="0" w:line="240" w:lineRule="auto"/>
+              <w:jc w:val="center"/>
+              <w:rPr>
+                <w:rFonts w:ascii="Times New Roman" w:eastAsia="Malgun Gothic" w:hAnsi="Times New Roman" w:cs="Times New Roman"/>
+                <w:sz w:val="28"/>
+                <w:lang w:eastAsia="ko-KR"/>
+              </w:rPr>
+            </w:pPr>
+            <w:r>
+              <w:rPr>
+                <w:rFonts w:ascii="Times New Roman" w:eastAsia="Malgun Gothic" w:hAnsi="Times New Roman" w:cs="Times New Roman"/>
+                <w:sz w:val="28"/>
+                <w:lang w:eastAsia="ko-KR"/>
+              </w:rPr>
+              <w:t>Ch1-2 Test (graded on correctness)</w:t>
             </w:r>
           </w:p>
         </w:tc>

--- a/2027spring/ACCT2101_Spring2027 Syllabus.docx
+++ b/2027spring/ACCT2101_Spring2027 Syllabus.docx
@@ -4622,7 +4622,7 @@
                 <w:sz w:val="28"/>
                 <w:lang w:eastAsia="ko-KR"/>
               </w:rPr>
-              <w:t>First-Day Class Attendance Bonus Points (Attend on January 13, 2027)</w:t>
+              <w:t>Course Start Attestation Bonus Points (Due on January 19, 2027)</w:t>
             </w:r>
             <w:r>
               <w:rPr>
@@ -5872,7 +5872,7 @@
           <w:rFonts w:asciiTheme="majorHAnsi" w:eastAsia="Malgun Gothic" w:hAnsiTheme="majorHAnsi" w:cs="Times New Roman" w:hint="eastAsia"/>
           <w:lang w:eastAsia="ko-KR"/>
         </w:rPr>
-        <w:t>Students have the opportunity to earn up to 20 bonus points by attending the required first in-person class meeting on January 13, 2027. Because this course meets in person only five times, that first meeting is where the entire semester is explained — how the online material is organized, how the exams are run, and how to use the study tools. If you genuinely cannot attend, you can still earn the full 20 points by replying to the instructor's welcome email by January 19, 2027. These bonus points will be added to your total score and can help improve your final grade.</w:t>
+        <w:t>Students earn 20 bonus points by completing the Course Start Attestation on D2L (Assessments → Quizzes) by 11:59 pm on January 19, 2027. Because this course meets in person only five times, the required first meeting on January 13, 2027 is where the entire semester is explained — how the online material is organized, how the exams are run, and how to use the study tools. The attestation is a single True/False statement confirming that you have that information, that you have read the syllabus and course schedule, and that you understand assignment and exam deadlines are not extended except for the excused absences listed in this syllabus. These bonus points will be added to your total score and can help improve your final grade. The attestation is also how your attendance in this course is recorded: if it is not submitted by the deadline you are treated as never having attended and will be administratively dropped from the course. Attending the first meeting does not by itself satisfy this requirement — the attestation must still be submitted.</w:t>
       </w:r>
       <w:r>
         <w:rPr>

--- a/2027spring/ACCT2101_Spring2027 Syllabus.docx
+++ b/2027spring/ACCT2101_Spring2027 Syllabus.docx
@@ -2678,90 +2678,57 @@
       <w:r>
         <w:rPr>
           <w:rFonts w:ascii="Cambria" w:hAnsi="Cambria" w:cs="TimesNewRomanPSMT"/>
-          <w:b/>
-          <w:color w:val="FF0000"/>
-          <w:sz w:val="28"/>
-          <w:u w:val="single"/>
-        </w:rPr>
-        <w:t xml:space="preserve">Refer to </w:t>
+          <w:color w:val="000000"/>
+        </w:rPr>
+        <w:t>Refer to “MyAccountingLab_Registration_Handout” on D2L to enroll in MyAccountingLab.</w:t>
       </w:r>
       <w:r>
         <w:rPr>
           <w:rFonts w:ascii="Cambria" w:hAnsi="Cambria" w:cs="TimesNewRomanPSMT"/>
-          <w:b/>
-          <w:color w:val="FF0000"/>
-          <w:sz w:val="28"/>
-          <w:u w:val="single"/>
-        </w:rPr>
-        <w:t>“</w:t>
+          <w:color w:val="000000"/>
+        </w:rPr>
       </w:r>
       <w:r>
         <w:rPr>
           <w:rFonts w:ascii="Cambria" w:hAnsi="Cambria" w:cs="TimesNewRomanPSMT"/>
-          <w:b/>
-          <w:color w:val="FF0000"/>
-          <w:sz w:val="28"/>
-          <w:u w:val="single"/>
-        </w:rPr>
-        <w:t>MyAccounting</w:t>
+          <w:color w:val="000000"/>
+        </w:rPr>
       </w:r>
       <w:r>
         <w:rPr>
           <w:rFonts w:ascii="Cambria" w:hAnsi="Cambria" w:cs="TimesNewRomanPSMT"/>
-          <w:b/>
-          <w:color w:val="FF0000"/>
-          <w:sz w:val="28"/>
-          <w:u w:val="single"/>
-        </w:rPr>
-        <w:t>Lab</w:t>
+          <w:color w:val="000000"/>
+        </w:rPr>
       </w:r>
       <w:r>
         <w:rPr>
           <w:rFonts w:ascii="Cambria" w:hAnsi="Cambria" w:cs="TimesNewRomanPSMT"/>
-          <w:b/>
-          <w:color w:val="FF0000"/>
-          <w:sz w:val="28"/>
-          <w:u w:val="single"/>
-        </w:rPr>
-        <w:t>_Registration_Handout”</w:t>
+          <w:color w:val="000000"/>
+        </w:rPr>
       </w:r>
       <w:r>
         <w:rPr>
           <w:rFonts w:ascii="Cambria" w:hAnsi="Cambria" w:cs="TimesNewRomanPSMT"/>
-          <w:b/>
-          <w:color w:val="FF0000"/>
-          <w:sz w:val="28"/>
-          <w:u w:val="single"/>
-        </w:rPr>
-        <w:t xml:space="preserve"> on D2L to enroll in MyAccountingLab.</w:t>
+          <w:color w:val="000000"/>
+        </w:rPr>
       </w:r>
       <w:r>
         <w:rPr>
           <w:rFonts w:ascii="Cambria" w:hAnsi="Cambria" w:cs="TimesNewRomanPSMT"/>
-          <w:b/>
-          <w:color w:val="FF0000"/>
-          <w:sz w:val="28"/>
-          <w:u w:val="single"/>
-        </w:rPr>
-        <w:t xml:space="preserve"> You must enroll before January 19, 2027</w:t>
+          <w:color w:val="000000"/>
+        </w:rPr>
       </w:r>
       <w:r>
         <w:rPr>
           <w:rFonts w:ascii="Cambria" w:hAnsi="Cambria" w:cs="TimesNewRomanPSMT" w:hint="eastAsia"/>
-          <w:b/>
-          <w:color w:val="FF0000"/>
-          <w:sz w:val="28"/>
-          <w:u w:val="single"/>
+          <w:color w:val="000000"/>
           <w:lang w:eastAsia="ko-KR"/>
         </w:rPr>
       </w:r>
       <w:r>
         <w:rPr>
           <w:rFonts w:ascii="Cambria" w:hAnsi="Cambria" w:cs="TimesNewRomanPSMT" w:hint="eastAsia"/>
-          <w:b/>
-          <w:color w:val="FF0000"/>
-          <w:sz w:val="28"/>
-          <w:u w:val="single"/>
+          <w:color w:val="000000"/>
           <w:vertAlign w:val="superscript"/>
           <w:lang w:eastAsia="ko-KR"/>
         </w:rPr>
@@ -2769,12 +2736,8 @@
       <w:r>
         <w:rPr>
           <w:rFonts w:ascii="Cambria" w:hAnsi="Cambria" w:cs="TimesNewRomanPSMT"/>
-          <w:b/>
-          <w:color w:val="FF0000"/>
-          <w:sz w:val="28"/>
-          <w:u w:val="single"/>
-        </w:rPr>
-        <w:t>.</w:t>
+          <w:color w:val="000000"/>
+        </w:rPr>
       </w:r>
     </w:p>
     <w:p>

--- a/2027spring/ACCT2101_Spring2027 Syllabus.docx
+++ b/2027spring/ACCT2101_Spring2027 Syllabus.docx
@@ -5904,6 +5904,144 @@
           <w:rFonts w:asciiTheme="majorHAnsi" w:hAnsiTheme="majorHAnsi"/>
         </w:rPr>
         <w:t xml:space="preserve"> in this course. If your major is outside the Hull College of Business, consult your advisor about the minimum grade that you need to achieve. </w:t>
+      </w:r>
+    </w:p>
+    <w:p>
+      <w:pPr>
+        <w:pStyle w:val="Heading31"/>
+        <w:spacing w:before="79" w:after="0" w:line="240" w:lineRule="auto"/>
+        <w:ind w:right="-20"/>
+        <w:rPr>
+          <w:rFonts w:ascii="Cambria" w:eastAsia="Cambria" w:hAnsi="Cambria" w:cs="Cambria"/>
+          <w:bCs/>
+          <w:color w:val="006FC0"/>
+          <w:spacing w:val="2"/>
+        </w:rPr>
+      </w:pPr>
+      <w:r>
+        <w:rPr>
+          <w:rFonts w:ascii="Cambria" w:eastAsia="Cambria" w:hAnsi="Cambria" w:cs="Cambria"/>
+          <w:bCs/>
+          <w:color w:val="006FC0"/>
+          <w:spacing w:val="2"/>
+        </w:rPr>
+        <w:t>DEADLINES, LATE WORK, AND EXAM FORMAT</w:t>
+      </w:r>
+    </w:p>
+    <w:p>
+      <w:pPr>
+        <w:spacing w:after="0" w:line="257" w:lineRule="exact"/>
+        <w:ind w:leftChars="81" w:left="179" w:right="-20" w:hanging="1"/>
+        <w:rPr>
+          <w:rFonts w:ascii="Cambria" w:eastAsia="Cambria" w:hAnsi="Cambria" w:cs="Cambria"/>
+        </w:rPr>
+      </w:pPr>
+      <w:r>
+        <w:rPr>
+          <w:rFonts w:ascii="Cambria" w:hAnsi="Cambria"/>
+          <w:color w:val="000000"/>
+        </w:rPr>
+        <w:t>All assignments and quizzes are due at 11:59 pm on the date shown on the Course Schedule.</w:t>
+      </w:r>
+      <w:r>
+        <w:rPr>
+          <w:rFonts w:ascii="Cambria" w:hAnsi="Cambria" w:hint="eastAsia"/>
+          <w:color w:val="000000"/>
+          <w:lang w:eastAsia="ko-KR"/>
+        </w:rPr>
+      </w:r>
+      <w:r>
+        <w:rPr>
+          <w:rFonts w:ascii="Cambria" w:hAnsi="Cambria"/>
+          <w:color w:val="000000"/>
+        </w:rPr>
+      </w:r>
+    </w:p>
+    <w:p>
+      <w:pPr>
+        <w:spacing w:after="0" w:line="257" w:lineRule="exact"/>
+        <w:ind w:leftChars="81" w:left="179" w:right="-20" w:hanging="1"/>
+        <w:rPr>
+          <w:rFonts w:ascii="Cambria" w:eastAsia="Cambria" w:hAnsi="Cambria" w:cs="Cambria"/>
+        </w:rPr>
+      </w:pPr>
+      <w:r>
+        <w:rPr>
+          <w:rFonts w:ascii="Cambria" w:hAnsi="Cambria"/>
+          <w:color w:val="000000"/>
+        </w:rPr>
+        <w:t>Ch1-2 Practice (100 points) and Ch1-2 Test (100 points) are due Tuesday, February 9, 2027 (11:59 PM)proposed, the night before the 1st Exam. Submit each code in its own D2L folder — one submission each, and no late submissions are accepted.</w:t>
+      </w:r>
+      <w:r>
+        <w:rPr>
+          <w:rFonts w:ascii="Cambria" w:hAnsi="Cambria" w:hint="eastAsia"/>
+          <w:color w:val="000000"/>
+          <w:lang w:eastAsia="ko-KR"/>
+        </w:rPr>
+      </w:r>
+      <w:r>
+        <w:rPr>
+          <w:rFonts w:ascii="Cambria" w:hAnsi="Cambria"/>
+          <w:color w:val="000000"/>
+        </w:rPr>
+      </w:r>
+    </w:p>
+    <w:p>
+      <w:pPr>
+        <w:spacing w:after="0" w:line="257" w:lineRule="exact"/>
+        <w:ind w:leftChars="81" w:left="179" w:right="-20" w:hanging="1"/>
+        <w:rPr>
+          <w:rFonts w:ascii="Cambria" w:eastAsia="Cambria" w:hAnsi="Cambria" w:cs="Cambria"/>
+        </w:rPr>
+      </w:pPr>
+      <w:r>
+        <w:rPr>
+          <w:rFonts w:ascii="Cambria" w:hAnsi="Cambria"/>
+          <w:color w:val="000000"/>
+        </w:rPr>
+        <w:t>Late submissions receive a 50% penalty on regular chapter assignments, but late submissions are NOT allowed for the Ch 9, 11, 12, and 13 graded assignments.</w:t>
+      </w:r>
+      <w:r>
+        <w:rPr>
+          <w:rFonts w:ascii="Cambria" w:hAnsi="Cambria" w:hint="eastAsia"/>
+          <w:color w:val="000000"/>
+          <w:lang w:eastAsia="ko-KR"/>
+        </w:rPr>
+      </w:r>
+      <w:r>
+        <w:rPr>
+          <w:rFonts w:ascii="Cambria" w:hAnsi="Cambria"/>
+          <w:color w:val="000000"/>
+        </w:rPr>
+      </w:r>
+    </w:p>
+    <w:p>
+      <w:pPr>
+        <w:spacing w:after="0" w:line="257" w:lineRule="exact"/>
+        <w:ind w:leftChars="81" w:left="179" w:right="-20" w:hanging="1"/>
+        <w:rPr>
+          <w:rFonts w:ascii="Cambria" w:eastAsia="Cambria" w:hAnsi="Cambria" w:cs="Cambria"/>
+        </w:rPr>
+      </w:pPr>
+      <w:r>
+        <w:rPr>
+          <w:rFonts w:ascii="Cambria" w:hAnsi="Cambria"/>
+          <w:color w:val="000000"/>
+        </w:rPr>
+        <w:t>Exam format — to be announced. The exam platform (MyAccountingLab or an instructor-built exam), the number of questions and the time limit are announced on D2L before each exam. Every exam is taken on a computer, in person, in the assigned classroom. The Comprehensive Final Exam covers Ch. 1–9, 11, 12 &amp; 13 — the entire course, not only the material since the 3rd Exam.</w:t>
+      </w:r>
+      <w:r>
+        <w:rPr>
+          <w:rFonts w:ascii="Cambria" w:hAnsi="Cambria" w:hint="eastAsia"/>
+          <w:color w:val="000000"/>
+          <w:lang w:eastAsia="ko-KR"/>
+        </w:rPr>
+      </w:r>
+      <w:r>
+        <w:rPr>
+          <w:rFonts w:ascii="Cambria" w:hAnsi="Cambria"/>
+          <w:color w:val="000000"/>
+        </w:rPr>
       </w:r>
     </w:p>
     <w:p>

--- a/2027spring/ACCT2101_Spring2027 Syllabus.docx
+++ b/2027spring/ACCT2101_Spring2027 Syllabus.docx
@@ -5835,7 +5835,7 @@
           <w:rFonts w:asciiTheme="majorHAnsi" w:eastAsia="Malgun Gothic" w:hAnsiTheme="majorHAnsi" w:cs="Times New Roman" w:hint="eastAsia"/>
           <w:lang w:eastAsia="ko-KR"/>
         </w:rPr>
-        <w:t>Students earn 20 bonus points by completing the Course Start Attestation on D2L (Assessments → Quizzes) by 11:59 pm on January 19, 2027. Because this course meets in person only five times, the required first meeting on January 13, 2027 is where the entire semester is explained — how the online material is organized, how the exams are run, and how to use the study tools. The attestation is a single True/False statement confirming that you have that information, that you have read the syllabus and course schedule, and that you understand assignment and exam deadlines are not extended except for the excused absences listed in this syllabus. These bonus points will be added to your total score and can help improve your final grade. The attestation is also how your attendance in this course is recorded: if it is not submitted by the deadline you are treated as never having attended and will be administratively dropped from the course. Attending the first meeting does not by itself satisfy this requirement — the attestation must still be submitted.</w:t>
+        <w:t>Students earn 20 bonus points by completing the Course Start Attestation on D2L (Assessments → Exams/Quizzes) by 11:59 pm on January 19, 2027. Because this course meets in person only five times, the required first meeting on January 13, 2027 is where the entire semester is explained — how the online material is organized, how the exams are run, and how to use the study tools. The attestation is a single True/False statement confirming that you have that information, that you have read the syllabus and course schedule, and that you understand assignment and exam deadlines are not extended except for the excused absences listed in this syllabus. These bonus points will be added to your total score and can help improve your final grade. The attestation is also how your attendance in this course is recorded: if it is not submitted by the deadline you are treated as never having attended and will be administratively dropped from the course. Attending the first meeting does not by itself satisfy this requirement — the attestation must still be submitted.</w:t>
       </w:r>
       <w:r>
         <w:rPr>
@@ -5970,7 +5970,7 @@
           <w:rFonts w:ascii="Cambria" w:hAnsi="Cambria"/>
           <w:color w:val="000000"/>
         </w:rPr>
-        <w:t>Ch1-2 Practice (100 points) and Ch1-2 Test (100 points) are due Tuesday, February 9, 2027 (11:59 PM)proposed, the night before the 1st Exam. Submit each code in its own D2L folder — one submission each, and no late submissions are accepted.</w:t>
+        <w:t>Ch1-2 Practice (100 points) and Ch1-2 Test (100 points) are due Tuesday, February 9, 2027 (11:59 PM)proposed, the night before the 1st Exam. Submit each code in its own D2L folder under Assessments → Assignments — &amp;ldquo;Ch 1-2 Practice — Completion Code (100 points)&amp;rdquo; and &amp;ldquo;Ch 1-2 Test — Result Code (100 points)&amp;rdquo;. One submission each, and no late submissions are accepted.</w:t>
       </w:r>
       <w:r>
         <w:rPr>
@@ -6063,7 +6063,7 @@
           <w:color w:val="006FC0"/>
           <w:spacing w:val="2"/>
         </w:rPr>
-        <w:t>WITHDRWAL</w:t>
+        <w:t>WITHDRAWAL</w:t>
       </w:r>
     </w:p>
     <w:p>

--- a/2027spring/ACCT2101_Spring2027 Syllabus.docx
+++ b/2027spring/ACCT2101_Spring2027 Syllabus.docx
@@ -5970,7 +5970,7 @@
           <w:rFonts w:ascii="Cambria" w:hAnsi="Cambria"/>
           <w:color w:val="000000"/>
         </w:rPr>
-        <w:t>Ch1-2 Practice (100 points) and Ch1-2 Test (100 points) are due Tuesday, February 9, 2027 (11:59 PM)proposed, the night before the 1st Exam. Submit each code in its own D2L folder under Assessments → Assignments — &amp;ldquo;Ch 1-2 Practice — Completion Code (100 points)&amp;rdquo; and &amp;ldquo;Ch 1-2 Test — Result Code (100 points)&amp;rdquo;. One submission each, and no late submissions are accepted.</w:t>
+        <w:t>Ch1-2 Practice (100 points) and Ch1-2 Test (100 points) are due Tuesday, February 9, 2027 (11:59 PM)proposed, the night before the 1st Exam. Submit each code in its own D2L folder under Assessments → Assignments — “Ch 1-2 Practice — Completion Code (100 points)” and “Ch 1-2 Test — Result Code (100 points)”. One submission each, and no late submissions are accepted.</w:t>
       </w:r>
       <w:r>
         <w:rPr>
@@ -5999,7 +5999,7 @@
           <w:rFonts w:ascii="Cambria" w:hAnsi="Cambria"/>
           <w:color w:val="000000"/>
         </w:rPr>
-        <w:t>Late submissions receive a 50% penalty on regular chapter assignments, but late submissions are NOT allowed for the Ch 9, 11, 12, and 13 graded assignments.</w:t>
+        <w:t>No late submissions are accepted — for any assignment or quiz. Anything submitted after 11:59 PM on its due date receives a zero; there is no partial credit for late work.</w:t>
       </w:r>
       <w:r>
         <w:rPr>
